--- a/Volume 1/Chapter 06 - RESTful APIs/SPA_Vol1_Ch6_Lesson6_7_PUT_Requests.docx
+++ b/Volume 1/Chapter 06 - RESTful APIs/SPA_Vol1_Ch6_Lesson6_7_PUT_Requests.docx
@@ -2071,7 +2071,7 @@
         <w:keepNext/>
       </w:pPr>
       <w:r>
-        <w:t>AA14E7E7BD2703694E0A6B6855AF3B8C406102AB1FC56AC905FE33619B31FAA5</w:t>
+        <w:t>DC1E4DE3E0EF3A18F3A5818FAB563EB3FA45D5D3BB1DB527A8D389077ED5EE6C</w:t>
       </w:r>
     </w:p>
     <w:p>
@@ -62583,31 +62583,31 @@
       </w:rPr>
     </w:lvl>
   </w:abstractNum>
-  <w:num w:numId="1" w16cid:durableId="1332681295">
+  <w:num w:numId="1" w16cid:durableId="941303615">
     <w:abstractNumId w:val="8"/>
   </w:num>
-  <w:num w:numId="2" w16cid:durableId="1314137527">
+  <w:num w:numId="2" w16cid:durableId="432019694">
     <w:abstractNumId w:val="6"/>
   </w:num>
-  <w:num w:numId="3" w16cid:durableId="208304180">
+  <w:num w:numId="3" w16cid:durableId="886798198">
     <w:abstractNumId w:val="5"/>
   </w:num>
-  <w:num w:numId="4" w16cid:durableId="1248267263">
+  <w:num w:numId="4" w16cid:durableId="1999840975">
     <w:abstractNumId w:val="4"/>
   </w:num>
-  <w:num w:numId="5" w16cid:durableId="2011443528">
+  <w:num w:numId="5" w16cid:durableId="2112040967">
     <w:abstractNumId w:val="7"/>
   </w:num>
-  <w:num w:numId="6" w16cid:durableId="309598623">
+  <w:num w:numId="6" w16cid:durableId="732391259">
     <w:abstractNumId w:val="3"/>
   </w:num>
-  <w:num w:numId="7" w16cid:durableId="1882933950">
+  <w:num w:numId="7" w16cid:durableId="1676566953">
     <w:abstractNumId w:val="2"/>
   </w:num>
-  <w:num w:numId="8" w16cid:durableId="2127001708">
+  <w:num w:numId="8" w16cid:durableId="2045517426">
     <w:abstractNumId w:val="1"/>
   </w:num>
-  <w:num w:numId="9" w16cid:durableId="229312732">
+  <w:num w:numId="9" w16cid:durableId="1305548360">
     <w:abstractNumId w:val="0"/>
   </w:num>
 </w:numbering>

--- a/Volume 1/Chapter 06 - RESTful APIs/SPA_Vol1_Ch6_Lesson6_7_PUT_Requests.docx
+++ b/Volume 1/Chapter 06 - RESTful APIs/SPA_Vol1_Ch6_Lesson6_7_PUT_Requests.docx
@@ -2767,7 +2767,7 @@
         <w:keepNext/>
       </w:pPr>
       <w:r>
-        <w:t>$openssl = "C:\Program Files\Git\mingw64\bin\openssl.exe"</w:t>
+        <w:t>$openssl = "C:\Program Files\Git\ucrt64\bin\openssl.exe"</w:t>
       </w:r>
     </w:p>
     <w:p>
@@ -64510,31 +64510,31 @@
       </w:rPr>
     </w:lvl>
   </w:abstractNum>
-  <w:num w:numId="1" w16cid:durableId="2035113362">
+  <w:num w:numId="1" w16cid:durableId="1475413002">
     <w:abstractNumId w:val="8"/>
   </w:num>
-  <w:num w:numId="2" w16cid:durableId="109708645">
+  <w:num w:numId="2" w16cid:durableId="1245336278">
     <w:abstractNumId w:val="6"/>
   </w:num>
-  <w:num w:numId="3" w16cid:durableId="2037349602">
+  <w:num w:numId="3" w16cid:durableId="1240797772">
     <w:abstractNumId w:val="5"/>
   </w:num>
-  <w:num w:numId="4" w16cid:durableId="1468662440">
+  <w:num w:numId="4" w16cid:durableId="934478343">
     <w:abstractNumId w:val="4"/>
   </w:num>
-  <w:num w:numId="5" w16cid:durableId="1457917500">
+  <w:num w:numId="5" w16cid:durableId="765661435">
     <w:abstractNumId w:val="7"/>
   </w:num>
-  <w:num w:numId="6" w16cid:durableId="603852408">
+  <w:num w:numId="6" w16cid:durableId="1512259407">
     <w:abstractNumId w:val="3"/>
   </w:num>
-  <w:num w:numId="7" w16cid:durableId="814102535">
+  <w:num w:numId="7" w16cid:durableId="759253467">
     <w:abstractNumId w:val="2"/>
   </w:num>
-  <w:num w:numId="8" w16cid:durableId="658383320">
+  <w:num w:numId="8" w16cid:durableId="317614092">
     <w:abstractNumId w:val="1"/>
   </w:num>
-  <w:num w:numId="9" w16cid:durableId="1362509630">
+  <w:num w:numId="9" w16cid:durableId="1132601093">
     <w:abstractNumId w:val="0"/>
   </w:num>
 </w:numbering>
